--- a/example_articles/setting/Unspecified/5.setting_Unspecified_Other_publisher.docx
+++ b/example_articles/setting/Unspecified/5.setting_Unspecified_Other_publisher.docx
@@ -29,17 +29,17 @@
     </w:p>
     <w:p>
       <w:r>
-        <w:t>Source File: Other publishers/Files (500) (18).DOCX</w:t>
+        <w:t>Source file: Other publishers/Files (500) (18).DOCX</w:t>
       </w:r>
     </w:p>
     <w:p>
       <w:r>
-        <w:t>Raw locations result: ['Illinois']</w:t>
+        <w:t>Raw locations result, 'locations': ['Illinois']</w:t>
       </w:r>
     </w:p>
     <w:p>
       <w:r>
-        <w:t>setting_stand_flat (Standardized): Unspecified</w:t>
+        <w:t>Standardized locations result, 'setting_stand_flat': Unspecified</w:t>
       </w:r>
     </w:p>
     <w:p>

--- a/example_articles/setting/Unspecified/5.setting_Unspecified_Other_publisher.docx
+++ b/example_articles/setting/Unspecified/5.setting_Unspecified_Other_publisher.docx
@@ -7,9 +7,9 @@
         <w:pStyle w:val="Heading1"/>
       </w:pPr>
       <w:r>
-        <w:t>NEW SERIES;</w:t>
+        <w:t>Topic: SELLING BEER;</w:t>
         <w:br/>
-        <w:t>Flabby jokes weigh down demeaning 'Babes'</w:t>
+        <w:t>Advertising doesn't promote alcohol abuse</w:t>
       </w:r>
     </w:p>
     <w:p>
@@ -19,22 +19,22 @@
     </w:p>
     <w:p>
       <w:r>
-        <w:t>Date: 1990-09-13</w:t>
+        <w:t>Date: 1990-07-09</w:t>
       </w:r>
     </w:p>
     <w:p>
       <w:r>
-        <w:t>Section: LIFE; Pg. 3D; Television; TV Preview</w:t>
+        <w:t>Section: NEWS; Pg. 11A; Inquiry</w:t>
       </w:r>
     </w:p>
     <w:p>
       <w:r>
-        <w:t>Source file: Other publishers/Files (500) (18).DOCX</w:t>
+        <w:t>Source file: Other publishers/Files (500) (28).DOCX</w:t>
       </w:r>
     </w:p>
     <w:p>
       <w:r>
-        <w:t>Raw locations result, 'locations': ['Illinois']</w:t>
+        <w:t>Raw locations result, 'locations': ['NA']</w:t>
       </w:r>
     </w:p>
     <w:p>
@@ -51,41 +51,77 @@
     </w:p>
     <w:p>
       <w:r>
-        <w:t>Babes</w:t>
-        <w:br/>
-        <w:t>Fox</w:t>
-        <w:br/>
-        <w:t>Tonight, 8: 30 EDT/PDT</w:t>
+        <w:t>Stephen Burrows (left) is vice president of consumer awareness and education and Stephen Lambright is vice president and group executive for industry and government affairs of the Anheuser-Busch Companies Inc. They were interviewed by USA TODAY's editorial board.</w:t>
         <w:br/>
         <w:t xml:space="preserve"> </w:t>
         <w:br/>
-        <w:t xml:space="preserve"> You've heard of hog heaven. Enter Hog Hell.</w:t>
+        <w:t>USA TODAY: Beer advertising is under fire, and a bill in Congress would slap certain restrictions on it. Do you think it will pass?</w:t>
         <w:br/>
-        <w:t>With less wit than you could fit on a Wheat Thin, Babes wants to have its pound cake and eat it, too.</w:t>
+        <w:t>LAMBRIGHT: The Federal Trade Commission found in 1985 that there was no suggestion in the scientific literature that advertising promoted abuse and no reason to believe that it promoted underage consumption. We don't think there's a serious move in Congress. The testifiers will be the typical critics of our industry - the Center for Science in the Public Interest, whose only science, in our opinion, is in their name. They don't engage in scientific studies and they make the facts suitable to whatever they'd like to say.</w:t>
         <w:br/>
-        <w:t>This typically vulgar - and thus destined to draw a crowd - Fox sitcom abandons three extremely appealing actresses in cheap-joke claptrap. Those involved in this horror say they're hoping to boost self-esteem among couch- potato voluptuaries seeking sensual role models.</w:t>
+        <w:t>USA TODAY: How can you be so sure that advertising doesn't influence people to drink more beer?</w:t>
         <w:br/>
-        <w:t>That might work if we can believe that Laverne &amp; Shirley's main function was as a paean to working-class women.</w:t>
+        <w:t>LAMBRIGHT: If it were our intent to promote use, we have really failed because sales are flat. Our intent is to promote our Budweiser and Michelob brands vs. our competitors' brands; we have been very successful because while other companies have lost, our company consistently each year grows in sales.</w:t>
         <w:br/>
-        <w:t>Babes is similarly broad, a slapstick buddy show, but one with gags that stick in the gullet.</w:t>
+        <w:t xml:space="preserve"> </w:t>
         <w:br/>
-        <w:t>In the funniest - but characteristically cruel - line, a receptionist snaps ''What is this, Fantasia?'' when she sees the three extra-wide sisters. Before the scene's over, one gets a chair stuck to her bottom.</w:t>
+        <w:t>USA TODAY: Budweiser often advertises in college newspapers and radio spots. Doesn't that show that your company is singling out young people to pitch beer to?</w:t>
         <w:br/>
-        <w:t>This is hippo humor, hardly hip - no matter how good-natured and self- supportive the babes are about it.</w:t>
+        <w:t>BURROWS: Our wholesalers, where allowed, will buy advertising in college newspapers, either what I'll call beer advertising or Know When to Say When advertising. According to the Department of Education, 67% of the college students today are over 21. So we believe that that's an appropriate place for us to be. But it's a place that we have to manage carefully because there is a mixture.</w:t>
         <w:br/>
-        <w:t>Lighten up, you say? It's not as if this subject is exactly fresh. Hairspray, and its star Ricki Lake, already trumpeted the dignity of overweight divas. No amount of happy-ending sitcom fluff obscures the fact this is demeaning junk.</w:t>
+        <w:t xml:space="preserve"> </w:t>
         <w:br/>
-        <w:t>It's a real waste of accomplished clown Wendie Jo Sperber, a raspy dynamo who serves as the trio's well-adjusted cheerleader. Lesley Boone as her insecure kid sister and Susan Peretz as the cantankerous oldest sis are fine, and they sustain an energetically giggly rhythm that's often fetching.</w:t>
+        <w:t>USA TODAY: What is the profile of the average beer drinker?</w:t>
         <w:br/>
-        <w:t>But does a breaking bed break you up? How about pouring a whole box of cereal into a salad bowl, and shoveling it in with a wooden spoon? Not to mention randy sex talk, and retorts like ''Who you calling porker, buttface?''</w:t>
+        <w:t>BURROWS: The demographics of a beer drinker are generally men between 24 and 49. Beer drinkers, in general, tend to earn less than $ 30,000 a year.</w:t>
         <w:br/>
-        <w:t>''You can't judge a present by the size of the box,'' the sisters are known to say. Perhaps not, but you can judge a show by the quality of its humor.</w:t>
+        <w:t>LAMBRIGHT: We describe them as working men and women, traditionally the blue- collar worker. There are more women drinking beer than there used to be. There are more upscale people drinking beer than there used to be.</w:t>
         <w:br/>
-        <w:t>Besides the ill-used ladies, there are two vile gay caricatures who mimic each other's mincing, and a curvy bimbo so dumb she can't figure which end of her pencil to use.</w:t>
+        <w:t xml:space="preserve"> </w:t>
         <w:br/>
-        <w:t>Although the stars are gems, out of the loud mouths of Babes comes germs.</w:t>
+        <w:t>USA TODAY: What percentage of women buy your beer?</w:t>
         <w:br/>
-        <w:t>- Fall preview, 5-8D</w:t>
+        <w:t>LAMBRIGHT: Women make up the great percentage of people who buy our beer. Men make up the greater percentage of people who drink our beer. Traditionally, you still have a great volume of beer being purchased in the supermarket when people are buying groceries. And this, in turn, results in a very high number of women making the purchase decision in the store.</w:t>
+        <w:br/>
+        <w:t xml:space="preserve"> </w:t>
+        <w:br/>
+        <w:t>USA TODAY: What other kinds of customers are you looking for?</w:t>
+        <w:br/>
+        <w:t>BURROWS: If you're old enough to drink, we'd love to have you for a customer, and we've been pretty successful at convincing 80 million people to come toward our product. However, we don't want to encourage alcohol abuse or drunk driving as a part of the marketing. And we don't want the business of an abuser or a child.</w:t>
+        <w:br/>
+        <w:t xml:space="preserve"> </w:t>
+        <w:br/>
+        <w:t>USA TODAY: Aren't people better off not drinking?</w:t>
+        <w:br/>
+        <w:t>LAMBRIGHT: There are numerous studies indicating that in certain areas of health, especially cardiovascular, a moderate user is in better shape than a non-user or an abuser. We believe our product is the beverage of moderation and that when used in moderation, it has positive health and social attributes related to it vs. non-use and abuse.</w:t>
+        <w:br/>
+        <w:t xml:space="preserve"> </w:t>
+        <w:br/>
+        <w:t>USA TODAY: Do you target market your products to minorities?</w:t>
+        <w:br/>
+        <w:t>LAMBRIGHT: A good part of that argument is aimed at billboards. It emanated out of Detroit, and a good part of that was against alcohol advertisers who were accused of aiming specifically at black, inner-city areas and taking advantage of people who were somehow more prone to a problem than anybody else. We don't believe there's an inherent evil in target marketing, and we believe that the black, inner-city community in Detroit has the ability to make a responsible decision just like any other community anywhere else. So we don't buy the argument of our critics that we are trying to take advantage of a community of people - blacks, Hispanics, women.</w:t>
+        <w:br/>
+        <w:t>BURROWS: That is a cop-out, that painting over billboards is going to solve alcohol abuse. The problems that many inner-city communities face - lack of employment and educational opportunities, poverty - are more complex than a billboard. And that is why our company has tried to be active in those communities in education, such as supporting the United Negro College Fund and the National Hispanic Scholarship Foundation.</w:t>
+        <w:br/>
+        <w:t xml:space="preserve"> </w:t>
+        <w:br/>
+        <w:t>USA TODAY: Isn't it true that alcohol abuse causes more damage in economic and in human terms than illegal drug abuse?</w:t>
+        <w:br/>
+        <w:t>BURROWS: We would not disagree that there are personal and economic losses associated with the abuse of our product. But to equate alcohol with those drugs takes emphasis off the illicit drug problem in this country. Let's deal with illicit drug use, but let's do so with a clear agenda, not by lumping the two together.</w:t>
+        <w:br/>
+        <w:t>LAMBRIGHT: If you take a person who has been stopped for driving under the influence of drugs or alcohol, no matter what they've had, their standard response is, ''Gee, I just had two beers.'' I'm not minimizing our being a part of the problem, but I think we take a little bit of a bum rap as the cover for some other problems.</w:t>
+        <w:br/>
+        <w:t xml:space="preserve"> </w:t>
+        <w:br/>
+        <w:t>USA TODAY: Some people argue that a good way to increase revenue would be to hike so-called ''sin taxes'' on alcohol. Do you agree?</w:t>
+        <w:br/>
+        <w:t>LAMBRIGHT: We already pay more taxes than we make in profit. People say that our taxes haven't been increased since 1951. That is true and false. We have not had a federal excise tax increase on beer since 1951, but since then, the states have increased our excise taxes over 700%. We are one of the most highly excise-taxed legal products in the marketplace today. We don't believe that the working-class beer drinker should be singled out to pay that tax because he enjoys a can of beer when he comes home from work as opposed to finding true, broad-based economic resolutions to the problem.</w:t>
+        <w:br/>
+        <w:br/>
+        <w:t>Notes</w:t>
+        <w:br/>
+        <w:br/>
+        <w:t>Accompanying stories; What you should tell your kids; Ads 'normalize' drinking, influence young people</w:t>
         <w:br/>
         <w:br/>
         <w:t>Graphic</w:t>
@@ -93,11 +129,7 @@
         <w:br/>
         <w:t xml:space="preserve"> </w:t>
         <w:br/>
-        <w:t>PHOTO; b/w (Television Programs, Babes)</w:t>
-        <w:br/>
-        <w:t xml:space="preserve"> </w:t>
-        <w:br/>
-        <w:t>CUTLINE: BROAD SISTERS: Susan Peretz, top, Wendie Jo Sperber and Lesley Boone</w:t>
+        <w:t>PHOTO; b/w, David Tellez, USA TODAY (Stephen Burrows); PHOTO; b/w, David Tellez, USA TODAY (Stephen Lambright)</w:t>
       </w:r>
     </w:p>
     <w:sectPr>

--- a/example_articles/setting/Unspecified/5.setting_Unspecified_Other_publisher.docx
+++ b/example_articles/setting/Unspecified/5.setting_Unspecified_Other_publisher.docx
@@ -7,9 +7,7 @@
         <w:pStyle w:val="Heading1"/>
       </w:pPr>
       <w:r>
-        <w:t>Topic: SELLING BEER;</w:t>
-        <w:br/>
-        <w:t>Advertising doesn't promote alcohol abuse</w:t>
+        <w:t>TALK-SHOW HOST BRIMS WITH ENTHUSIASM</w:t>
       </w:r>
     </w:p>
     <w:p>
@@ -19,17 +17,17 @@
     </w:p>
     <w:p>
       <w:r>
-        <w:t>Date: 1990-07-09</w:t>
+        <w:t>Date: 2003-01-09</w:t>
       </w:r>
     </w:p>
     <w:p>
       <w:r>
-        <w:t>Section: NEWS; Pg. 11A; Inquiry</w:t>
+        <w:t>Section: ARTS &amp; ENTERTAINMENT,; TUNED IN</w:t>
       </w:r>
     </w:p>
     <w:p>
       <w:r>
-        <w:t>Source file: Other publishers/Files (500) (28).DOCX</w:t>
+        <w:t>Source file: Other publishers/Files (500) (26).DOCX</w:t>
       </w:r>
     </w:p>
     <w:p>
@@ -51,77 +49,71 @@
     </w:p>
     <w:p>
       <w:r>
-        <w:t>Stephen Burrows (left) is vice president of consumer awareness and education and Stephen Lambright is vice president and group executive for industry and government affairs of the Anheuser-Busch Companies Inc. They were interviewed by USA TODAY's editorial board.</w:t>
+        <w:t>Watching "The Michael Essany Show" (March 2, E! Entertainment Television), it's easy to admire Essany's precocious nature. Not too many people begin hosting a weekly cable access talk show from their living room at age 15. Fewer actually succeed in booking celebrity guests (Ray Romano, Kevin Bacon, Katie Couric, former President Gerald Ford), particularly for a show that originates from Valparaiso, Ind.</w:t>
         <w:br/>
-        <w:t xml:space="preserve"> </w:t>
+        <w:t xml:space="preserve"> He seems full of himself, but E!'s behind-the-scenes look at Essany's efforts to prepare each week's program has sweet touches. Essany's parents run the cameras, prepare food for the guests and unequivocally support their son and his obsession.</w:t>
         <w:br/>
-        <w:t>USA TODAY: Beer advertising is under fire, and a bill in Congress would slap certain restrictions on it. Do you think it will pass?</w:t>
+        <w:t>Now 20 and a college freshman who never got around to obtaining his driver's license, Essany's show benefits greatly from editing. There's more to it than just him, and it's not the freak circus that "The Anna Nicole Show" was from its earliest moments.</w:t>
         <w:br/>
-        <w:t>LAMBRIGHT: The Federal Trade Commission found in 1985 that there was no suggestion in the scientific literature that advertising promoted abuse and no reason to believe that it promoted underage consumption. We don't think there's a serious move in Congress. The testifiers will be the typical critics of our industry - the Center for Science in the Public Interest, whose only science, in our opinion, is in their name. They don't engage in scientific studies and they make the facts suitable to whatever they'd like to say.</w:t>
+        <w:t xml:space="preserve"> But during a press conference with Essany, the whole concept became a little peculiar. The guy lives and breathes talk-show ambition.</w:t>
         <w:br/>
-        <w:t>USA TODAY: How can you be so sure that advertising doesn't influence people to drink more beer?</w:t>
+        <w:t xml:space="preserve"> "I must admit, I feel 35 years old," Essany said. "When someone makes me aware of my age, I'm kind of surprised."</w:t>
         <w:br/>
-        <w:t>LAMBRIGHT: If it were our intent to promote use, we have really failed because sales are flat. Our intent is to promote our Budweiser and Michelob brands vs. our competitors' brands; we have been very successful because while other companies have lost, our company consistently each year grows in sales.</w:t>
+        <w:t xml:space="preserve"> Essany claims not to have watched much TV as a child, but he speaks in the language of a seasoned Hollywood veteran, dodging questions about stars who have stiffed him and speaking like a talk-show sage.</w:t>
         <w:br/>
-        <w:t xml:space="preserve"> </w:t>
+        <w:t xml:space="preserve"> "If you have an A-list celebrity or someone who is just coming up and a host who's blaming a bad show on not getting good guests, it's not the guest's fault, it's the host," Essany said. "I don't believe there's any excuse for a bad interview. If you have a bad guest, then the host should step in and do something."</w:t>
         <w:br/>
-        <w:t>USA TODAY: Budweiser often advertises in college newspapers and radio spots. Doesn't that show that your company is singling out young people to pitch beer to?</w:t>
+        <w:t xml:space="preserve"> It's great to have a dream, but Essany takes his "career" as a talk show host with the utmost earnestness.</w:t>
         <w:br/>
-        <w:t>BURROWS: Our wholesalers, where allowed, will buy advertising in college newspapers, either what I'll call beer advertising or Know When to Say When advertising. According to the Department of Education, 67% of the college students today are over 21. So we believe that that's an appropriate place for us to be. But it's a place that we have to manage carefully because there is a mixture.</w:t>
+        <w:t xml:space="preserve"> "I had Ed McMahon as my first guest and he gave me a gem of advice that I have not forgotten and I think about every single interview," Essany said. "He said so many hosts make the mistake of not realizing that the next question is in the last answer. … I like to have a conversation, not an interview with somebody."</w:t>
         <w:br/>
-        <w:t xml:space="preserve"> </w:t>
+        <w:t xml:space="preserve"> Essany takes himself seriously, but every now and then there's a brief hint of self-deprecation. When a reporter mistakenly says the talk show originates from his basement, Essany is quick to respond.</w:t>
         <w:br/>
-        <w:t>USA TODAY: What is the profile of the average beer drinker?</w:t>
+        <w:t xml:space="preserve"> "It's the living room," he said. "The basement would be crazy."</w:t>
         <w:br/>
-        <w:t>BURROWS: The demographics of a beer drinker are generally men between 24 and 49. Beer drinkers, in general, tend to earn less than $ 30,000 a year.</w:t>
+        <w:t xml:space="preserve"> Maher's return</w:t>
         <w:br/>
-        <w:t>LAMBRIGHT: We describe them as working men and women, traditionally the blue- collar worker. There are more women drinking beer than there used to be. There are more upscale people drinking beer than there used to be.</w:t>
+        <w:t xml:space="preserve"> Bill Maher, who saw his "Politically Incorrect" canceled last year by ABC, returns with a new weekly HBO series. The 20-episode, hourlong "Real Time With Bill Maher" will air live at 11:30 p.m. Fridays beginning Feb. 21.</w:t>
         <w:br/>
-        <w:t xml:space="preserve"> </w:t>
+        <w:t xml:space="preserve"> "This is an end-of-the-week kind of wrap-up show," Maher said. "We really wanted to be able to be up to the minute and the Bush administration usually releases bad information on a Friday afternoon, so when they do, I would like to be there to nail their [expletive for rear end]."</w:t>
         <w:br/>
-        <w:t>USA TODAY: What percentage of women buy your beer?</w:t>
+        <w:t xml:space="preserve"> "Real Time" will have a panel element, similar to "Politically Incorrect," but only with three guests, who will be drawn from a pool of about eight regular commentators.</w:t>
         <w:br/>
-        <w:t>LAMBRIGHT: Women make up the great percentage of people who buy our beer. Men make up the greater percentage of people who drink our beer. Traditionally, you still have a great volume of beer being purchased in the supermarket when people are buying groceries. And this, in turn, results in a very high number of women making the purchase decision in the store.</w:t>
+        <w:t xml:space="preserve"> "I'm at the point in my life where I just want to talk to the A-team," Maher said. "Not that I don't love Carrot Top and not that you didn't all enjoy him on the subject of gun control."</w:t>
         <w:br/>
-        <w:t xml:space="preserve"> </w:t>
+        <w:t xml:space="preserve"> HBO series news</w:t>
         <w:br/>
-        <w:t>USA TODAY: What other kinds of customers are you looking for?</w:t>
+        <w:t xml:space="preserve"> "Six Feet Under" returns for its third season March 2 … "The Wire" has been renewed for a second season to air this summer. This year the show will look at the decline of the working class, focusing on the Baltimore waterfront and its unions … HBO has ordered an hourlong, 13-episode Western from producer David Milch ("NYPD Blue"). Set to air in 2004, "Deadwood" stars Timothy Olyphant as a former marshal turned merchant, Keith Carradine as Wild Bill Hickok and Ian McShane as the brutal owner of a saloon … "Sex and the City" begins production March 31 for its 20-episode final season, set to premiere in June … "Oz" will end with a 100-minute episode Feb. 23.</w:t>
         <w:br/>
-        <w:t>BURROWS: If you're old enough to drink, we'd love to have you for a customer, and we've been pretty successful at convincing 80 million people to come toward our product. However, we don't want to encourage alcohol abuse or drunk driving as a part of the marketing. And we don't want the business of an abuser or a child.</w:t>
+        <w:t xml:space="preserve"> Miller back on HBO</w:t>
         <w:br/>
-        <w:t xml:space="preserve"> </w:t>
+        <w:t xml:space="preserve"> Dennis Miller, whose "Dennis Miller Live" ended its run in August, will tape a new stand-up special in Chicago in February to debut on HBO in April.</w:t>
         <w:br/>
-        <w:t>USA TODAY: Aren't people better off not drinking?</w:t>
+        <w:t xml:space="preserve"> Ellen DeGeneres will also get a new stand-up special, set to air in June.</w:t>
         <w:br/>
-        <w:t>LAMBRIGHT: There are numerous studies indicating that in certain areas of health, especially cardiovascular, a moderate user is in better shape than a non-user or an abuser. We believe our product is the beverage of moderation and that when used in moderation, it has positive health and social attributes related to it vs. non-use and abuse.</w:t>
+        <w:t xml:space="preserve"> Reeve to 'Smallville'</w:t>
         <w:br/>
-        <w:t xml:space="preserve"> </w:t>
+        <w:t xml:space="preserve"> Christopher Reeve, star of the 1978 "Superman" movie and its sequels, will appear on a February sweeps episode of The WB's young Superman show "Smallville" as a scientist who helps Clark Kent learn more about his mysterious origins.</w:t>
         <w:br/>
-        <w:t>USA TODAY: Do you target market your products to minorities?</w:t>
+        <w:t xml:space="preserve"> The new AMC</w:t>
         <w:br/>
-        <w:t>LAMBRIGHT: A good part of that argument is aimed at billboards. It emanated out of Detroit, and a good part of that was against alcohol advertisers who were accused of aiming specifically at black, inner-city areas and taking advantage of people who were somehow more prone to a problem than anybody else. We don't believe there's an inherent evil in target marketing, and we believe that the black, inner-city community in Detroit has the ability to make a responsible decision just like any other community anywhere else. So we don't buy the argument of our critics that we are trying to take advantage of a community of people - blacks, Hispanics, women.</w:t>
+        <w:t xml:space="preserve"> Plenty of viewers have complained to me about the new direction of AMC, which no longer stands for American Movie Classics. The network added commercials and started to air more recent movies that are anything but "classic" ("Halloween 5" is scheduled to air Friday night).</w:t>
         <w:br/>
-        <w:t>BURROWS: That is a cop-out, that painting over billboards is going to solve alcohol abuse. The problems that many inner-city communities face - lack of employment and educational opportunities, poverty - are more complex than a billboard. And that is why our company has tried to be active in those communities in education, such as supporting the United Negro College Fund and the National Hispanic Scholarship Foundation.</w:t>
+        <w:t xml:space="preserve"> All these changes are part of AMC's attempt to draw advertiser-coveted younger viewers, the mantra of all networks.</w:t>
         <w:br/>
-        <w:t xml:space="preserve"> </w:t>
+        <w:t xml:space="preserve"> "We're looking toward the future, we're looking to grow our audience," said AMC general manager Noreen O'Loughlin. "We are a network for movie lovers, but we're looking to expand our programming and really intrigue people with entertainment about movies and about the world of movies for movie lovers."</w:t>
         <w:br/>
-        <w:t>USA TODAY: Isn't it true that alcohol abuse causes more damage in economic and in human terms than illegal drug abuse?</w:t>
+        <w:t xml:space="preserve"> Now bearing the slogan "TV for movie people," the network will continue to mutate, continuing to be a basic cable movie network while building a night of television programming. That includes the documentary about reality show stars, another documentary about "Gay Hollywood" and a stop-motion series, "The Wrong Coast," that parodies movies, television and pop culture.</w:t>
         <w:br/>
-        <w:t>BURROWS: We would not disagree that there are personal and economic losses associated with the abuse of our product. But to equate alcohol with those drugs takes emphasis off the illicit drug problem in this country. Let's deal with illicit drug use, but let's do so with a clear agenda, not by lumping the two together.</w:t>
+        <w:t xml:space="preserve"> "Shows like these provide signature and definition immediately to a network in a way that our slate of movies cannot do on their own," said Rob Sorcher, AMC senior vice president of programming and production. "This is what's going to lead us into people coming en masse to AMC."</w:t>
         <w:br/>
-        <w:t>LAMBRIGHT: If you take a person who has been stopped for driving under the influence of drugs or alcohol, no matter what they've had, their standard response is, ''Gee, I just had two beers.'' I'm not minimizing our being a part of the problem, but I think we take a little bit of a bum rap as the cover for some other problems.</w:t>
-        <w:br/>
-        <w:t xml:space="preserve"> </w:t>
-        <w:br/>
-        <w:t>USA TODAY: Some people argue that a good way to increase revenue would be to hike so-called ''sin taxes'' on alcohol. Do you agree?</w:t>
-        <w:br/>
-        <w:t>LAMBRIGHT: We already pay more taxes than we make in profit. People say that our taxes haven't been increased since 1951. That is true and false. We have not had a federal excise tax increase on beer since 1951, but since then, the states have increased our excise taxes over 700%. We are one of the most highly excise-taxed legal products in the marketplace today. We don't believe that the working-class beer drinker should be singled out to pay that tax because he enjoys a can of beer when he comes home from work as opposed to finding true, broad-based economic resolutions to the problem.</w:t>
+        <w:t xml:space="preserve"> And lead disgruntled AMC viewers, en masse, to Turner Classic Movies.</w:t>
         <w:br/>
         <w:br/>
         <w:t>Notes</w:t>
         <w:br/>
         <w:br/>
-        <w:t>Accompanying stories; What you should tell your kids; Ads 'normalize' drinking, influence young people</w:t>
+        <w:t xml:space="preserve">Post-Gazette TV editor Rob Owen is attending the Television Critics Association winter press tour. You can reach him at 412-263-2582 or rowen@post-gazette.com.  </w:t>
         <w:br/>
         <w:br/>
         <w:t>Graphic</w:t>
@@ -129,7 +121,9 @@
         <w:br/>
         <w:t xml:space="preserve"> </w:t>
         <w:br/>
-        <w:t>PHOTO; b/w, David Tellez, USA TODAY (Stephen Burrows); PHOTO; b/w, David Tellez, USA TODAY (Stephen Lambright)</w:t>
+        <w:t xml:space="preserve">Photo: Michael Essany's mother, Tina, applies make-up before he starts his talk show, which is filmed in his parents' living room in their Valparaiso, Ind., home. </w:t>
+        <w:br/>
+        <w:t xml:space="preserve"> Photo: Pittsburgh native Dennis Miller returns to HBO with a stand-up comedy special.</w:t>
       </w:r>
     </w:p>
     <w:sectPr>
